--- a/Cover_Letters/Shinoy_Veldsink_Groep_Software_Tester_Cover_Letter.docx
+++ b/Cover_Letters/Shinoy_Veldsink_Groep_Software_Tester_Cover_Letter.docx
@@ -14,7 +14,7 @@
     </w:p>
     <w:p>
       <w:r>
-        <w:t>September 01, 2026</w:t>
+        <w:t>September 15, 2026</w:t>
       </w:r>
     </w:p>
     <w:p>
@@ -35,7 +35,12 @@
     </w:p>
     <w:p>
       <w:r>
-        <w:t>Your focus on balancing manual testing with automation within the DID department fits my background well. In my previous roles, I've spent over 8 years writing test scenarios, logging bugs in Jira, and automating workflows using Selenium and Playwright. I also use tools like Gemini Code Assist to speed up test generation, which helps keep release cycles moving smoothly.</w:t>
+        <w:t>Your opening for a Software Tester caught my attention because it focuses heavily on both manual and automated testing within an Agile environment. In my previous work at Tata Consultancy Services and Infosys, I spent years analyzing user stories, writing test cases, and logging defects in Jira. I enjoy working directly with product owners and developers to spot risks early and keep releases stable.</w:t>
+      </w:r>
+    </w:p>
+    <w:p>
+      <w:r>
+        <w:t>I have experience setting up test automation frameworks from scratch using tools like Selenium and Playwright, while also executing day-to-day functional and regression tests. I like being involved in sprint planning and reviews to help the team catch issues before they reach users. Working within the DID department at Veldsink Groep sounds like a great fit for my background in financial and banking software domains.</w:t>
       </w:r>
     </w:p>
     <w:p>

--- a/Cover_Letters/Shinoy_Veldsink_Groep_Software_Tester_Cover_Letter.docx
+++ b/Cover_Letters/Shinoy_Veldsink_Groep_Software_Tester_Cover_Letter.docx
@@ -14,7 +14,7 @@
     </w:p>
     <w:p>
       <w:r>
-        <w:t>September 15, 2026</w:t>
+        <w:t>October 01, 2026</w:t>
       </w:r>
     </w:p>
     <w:p>
@@ -35,12 +35,12 @@
     </w:p>
     <w:p>
       <w:r>
-        <w:t>Your opening for a Software Tester caught my attention because it focuses heavily on both manual and automated testing within an Agile environment. In my previous work at Tata Consultancy Services and Infosys, I spent years analyzing user stories, writing test cases, and logging defects in Jira. I enjoy working directly with product owners and developers to spot risks early and keep releases stable.</w:t>
+        <w:t>I was glad to see your opening for a Software Tester, as your work within the DID development cluster matches my background. In my previous roles, I have spent years writing test scenarios, running functional and regression tests, and tracking bugs through Jira. I have built test automation frameworks from scratch using Selenium and Playwright, and I also use tools like Gemini Code Assist to help generate and manage test scripts efficiently.</w:t>
       </w:r>
     </w:p>
     <w:p>
       <w:r>
-        <w:t>I have experience setting up test automation frameworks from scratch using tools like Selenium and Playwright, while also executing day-to-day functional and regression tests. I like being involved in sprint planning and reviews to help the team catch issues before they reach users. Working within the DID department at Veldsink Groep sounds like a great fit for my background in financial and banking software domains.</w:t>
+        <w:t>Your focus on self-organizing squads and high standards matches how I like to work. I am comfortable collaborating with product owners and developers to spot risks early and keep releases stable.</w:t>
       </w:r>
     </w:p>
     <w:p>

--- a/Cover_Letters/Shinoy_Veldsink_Groep_Software_Tester_Cover_Letter.docx
+++ b/Cover_Letters/Shinoy_Veldsink_Groep_Software_Tester_Cover_Letter.docx
@@ -14,7 +14,7 @@
     </w:p>
     <w:p>
       <w:r>
-        <w:t>October 01, 2026</w:t>
+        <w:t>October 15, 2026</w:t>
       </w:r>
     </w:p>
     <w:p>
@@ -35,12 +35,12 @@
     </w:p>
     <w:p>
       <w:r>
-        <w:t>I was glad to see your opening for a Software Tester, as your work within the DID development cluster matches my background. In my previous roles, I have spent years writing test scenarios, running functional and regression tests, and tracking bugs through Jira. I have built test automation frameworks from scratch using Selenium and Playwright, and I also use tools like Gemini Code Assist to help generate and manage test scripts efficiently.</w:t>
+        <w:t>I saw your opening for a Software Tester and felt my background in both manual and automated testing aligned well with what you need. Over the past 8 years in the QA field, I have spent a lot of time writing test scenarios from user stories, running regression suites, and logging defects in Jira. I am used to working directly with developers and product owners in Agile teams to make sure releases go out smoothly.</w:t>
       </w:r>
     </w:p>
     <w:p>
       <w:r>
-        <w:t>Your focus on self-organizing squads and high standards matches how I like to work. I am comfortable collaborating with product owners and developers to spot risks early and keep releases stable.</w:t>
+        <w:t>Your focus on maintaining high software standards within the DID department appeals to me. I enjoy rolling up my sleeves to test functionality thoroughly, whether that means running manual checks or maintaining automation scripts using tools like Selenium and Postman.</w:t>
       </w:r>
     </w:p>
     <w:p>

--- a/Cover_Letters/Shinoy_Veldsink_Groep_Software_Tester_Cover_Letter.docx
+++ b/Cover_Letters/Shinoy_Veldsink_Groep_Software_Tester_Cover_Letter.docx
@@ -14,7 +14,7 @@
     </w:p>
     <w:p>
       <w:r>
-        <w:t>October 15, 2026</w:t>
+        <w:t>October 28, 2026</w:t>
       </w:r>
     </w:p>
     <w:p>
@@ -35,12 +35,12 @@
     </w:p>
     <w:p>
       <w:r>
-        <w:t>I saw your opening for a Software Tester and felt my background in both manual and automated testing aligned well with what you need. Over the past 8 years in the QA field, I have spent a lot of time writing test scenarios from user stories, running regression suites, and logging defects in Jira. I am used to working directly with developers and product owners in Agile teams to make sure releases go out smoothly.</w:t>
+        <w:t>I was glad to find your opening for a Software Tester at Veldsink Groep, as it matches my background in both manual and automated testing. In my recent roles, I have worked extensively within Agile teams to analyze requirements, write test scenarios, and log defects in Jira. I am comfortable setting up test automation using tools like Selenium and Playwright, and I also use AI tools such as Gemini Code Assist to help streamline test generation.</w:t>
       </w:r>
     </w:p>
     <w:p>
       <w:r>
-        <w:t>Your focus on maintaining high software standards within the DID department appeals to me. I enjoy rolling up my sleeves to test functionality thoroughly, whether that means running manual checks or maintaining automation scripts using tools like Selenium and Postman.</w:t>
+        <w:t>I appreciate that your team focuses on high quality and values self-organizing collaboration within the DID department. I would enjoy bringing my background in software testing to help support your financial and services platforms.</w:t>
       </w:r>
     </w:p>
     <w:p>
